--- a/benchmark/outputs/gold/image_heavy_001_A.docx
+++ b/benchmark/outputs/gold/image_heavy_001_A.docx
@@ -22,7 +22,7 @@
       </w:pPr>
       <w:r>
         <w:rPr>
-          <w:rFonts w:ascii="Helvetica" w:hAnsi="Helvetica" w:eastAsia="Helvetica"/>
+          <w:rFonts w:ascii="Arial" w:hAnsi="Arial" w:eastAsia="Helvetica"/>
           <w:b/>
           <w:i w:val="0"/>
           <w:color w:val="000000"/>
@@ -35,7 +35,7 @@
       </w:r>
       <w:r>
         <w:rPr>
-          <w:rFonts w:ascii="Helvetica" w:hAnsi="Helvetica" w:eastAsia="Helvetica"/>
+          <w:rFonts w:ascii="Arial" w:hAnsi="Arial" w:eastAsia="Helvetica"/>
           <w:b/>
           <w:i w:val="0"/>
           <w:color w:val="000000"/>
@@ -133,7 +133,7 @@
             </w:pPr>
             <w:r>
               <w:rPr>
-                <w:rFonts w:ascii="Helvetica" w:hAnsi="Helvetica" w:eastAsia="Helvetica"/>
+                <w:rFonts w:ascii="Arial" w:hAnsi="Arial" w:eastAsia="Helvetica"/>
                 <w:b w:val="0"/>
                 <w:i w:val="0"/>
                 <w:color w:val="66666B"/>
@@ -146,7 +146,7 @@
             </w:r>
             <w:r>
               <w:rPr>
-                <w:rFonts w:ascii="Helvetica" w:hAnsi="Helvetica" w:eastAsia="Helvetica"/>
+                <w:rFonts w:ascii="Arial" w:hAnsi="Arial" w:eastAsia="Helvetica"/>
                 <w:b w:val="0"/>
                 <w:i w:val="0"/>
                 <w:color w:val="66666B"/>
@@ -159,7 +159,7 @@
             </w:r>
             <w:r>
               <w:rPr>
-                <w:rFonts w:ascii="Helvetica" w:hAnsi="Helvetica" w:eastAsia="Helvetica"/>
+                <w:rFonts w:ascii="Arial" w:hAnsi="Arial" w:eastAsia="Helvetica"/>
                 <w:b w:val="0"/>
                 <w:i w:val="0"/>
                 <w:color w:val="66666B"/>
@@ -172,7 +172,7 @@
             </w:r>
             <w:r>
               <w:rPr>
-                <w:rFonts w:ascii="Helvetica" w:hAnsi="Helvetica" w:eastAsia="Helvetica"/>
+                <w:rFonts w:ascii="Arial" w:hAnsi="Arial" w:eastAsia="Helvetica"/>
                 <w:b w:val="0"/>
                 <w:i w:val="0"/>
                 <w:color w:val="66666B"/>
@@ -185,7 +185,7 @@
             </w:r>
             <w:r>
               <w:rPr>
-                <w:rFonts w:ascii="Helvetica" w:hAnsi="Helvetica" w:eastAsia="Helvetica"/>
+                <w:rFonts w:ascii="Arial" w:hAnsi="Arial" w:eastAsia="Helvetica"/>
                 <w:b w:val="0"/>
                 <w:i w:val="0"/>
                 <w:color w:val="66666B"/>
@@ -208,7 +208,7 @@
       </w:pPr>
       <w:r>
         <w:rPr>
-          <w:rFonts w:ascii="Helvetica" w:hAnsi="Helvetica" w:eastAsia="Helvetica"/>
+          <w:rFonts w:ascii="Arial" w:hAnsi="Arial" w:eastAsia="Helvetica"/>
           <w:b/>
           <w:i w:val="0"/>
           <w:color w:val="000000"/>
@@ -294,7 +294,7 @@
             </w:pPr>
             <w:r>
               <w:rPr>
-                <w:rFonts w:ascii="Helvetica" w:hAnsi="Helvetica" w:eastAsia="Helvetica"/>
+                <w:rFonts w:ascii="Arial" w:hAnsi="Arial" w:eastAsia="Helvetica"/>
                 <w:b w:val="0"/>
                 <w:i w:val="0"/>
                 <w:color w:val="66666B"/>
@@ -324,7 +324,7 @@
             </w:pPr>
             <w:r>
               <w:rPr>
-                <w:rFonts w:ascii="Helvetica" w:hAnsi="Helvetica" w:eastAsia="Helvetica"/>
+                <w:rFonts w:ascii="Arial" w:hAnsi="Arial" w:eastAsia="Helvetica"/>
                 <w:b w:val="0"/>
                 <w:i w:val="0"/>
                 <w:color w:val="66666B"/>
@@ -354,7 +354,7 @@
             </w:pPr>
             <w:r>
               <w:rPr>
-                <w:rFonts w:ascii="Helvetica" w:hAnsi="Helvetica" w:eastAsia="Helvetica"/>
+                <w:rFonts w:ascii="Arial" w:hAnsi="Arial" w:eastAsia="Helvetica"/>
                 <w:b w:val="0"/>
                 <w:i w:val="0"/>
                 <w:color w:val="66666B"/>
@@ -384,7 +384,7 @@
             </w:pPr>
             <w:r>
               <w:rPr>
-                <w:rFonts w:ascii="Helvetica" w:hAnsi="Helvetica" w:eastAsia="Helvetica"/>
+                <w:rFonts w:ascii="Arial" w:hAnsi="Arial" w:eastAsia="Helvetica"/>
                 <w:b w:val="0"/>
                 <w:i w:val="0"/>
                 <w:color w:val="66666B"/>
@@ -414,7 +414,7 @@
             </w:pPr>
             <w:r>
               <w:rPr>
-                <w:rFonts w:ascii="Helvetica" w:hAnsi="Helvetica" w:eastAsia="Helvetica"/>
+                <w:rFonts w:ascii="Arial" w:hAnsi="Arial" w:eastAsia="Helvetica"/>
                 <w:b w:val="0"/>
                 <w:i w:val="0"/>
                 <w:color w:val="66666B"/>
